--- a/files/TH_CEO_Script_Outline.docx
+++ b/files/TH_CEO_Script_Outline.docx
@@ -10,21 +10,12 @@
         <w:rPr>
           <w:color w:val="1F4E78"/>
         </w:rPr>
-        <w:t>Town Hall — TH CEO Script Outline</w:t>
+        <w:t>Town Hall - CEO Script Outline - All-Hands May 2026</w:t>
       </w:r>
     </w:p>
     <w:p>
       <w:r>
-        <w:rPr>
-          <w:i/>
-        </w:rPr>
-        <w:t>Document owner: Town Hall Office</w:t>
-      </w:r>
-      <w:r>
-        <w:rPr>
-          <w:i/>
-        </w:rPr>
-        <w:t xml:space="preserve">  ·  Version: FY2025-A  ·  Classification: Internal — Working</w:t>
+        <w:t>Event: Group Town Hall May 2026 | Date: 22 May 2026 | Time: 15:00-16:30 MYT | Format: Hybrid (KL HQ Auditorium + Teams Live) | Speaker: Group CEO | Script owner: Sasha Ouellet</w:t>
       </w:r>
     </w:p>
     <w:p>
@@ -32,17 +23,31 @@
         <w:pStyle w:val="Heading1"/>
       </w:pPr>
       <w:r>
-        <w:t>1. Executive Summary</w:t>
+        <w:t>1. Opening - 4 minutes</w:t>
       </w:r>
     </w:p>
     <w:p>
+      <w:pPr>
+        <w:pStyle w:val="ListBullet"/>
+      </w:pPr>
       <w:r>
-        <w:t>This document is the working artefact for the th ceo script outline use case in the town hall domain. It is staged for a Microsoft 365 Copilot Cowork / Notebook demo and contains plausible (illustrative) figures, lists, and narratives — not real customer data. The numbers tie back to the companion spreadsheet of the same stem.</w:t>
+        <w:t>Welcome and thank you - acknowledge the 28,000 people on the call</w:t>
       </w:r>
     </w:p>
     <w:p>
+      <w:pPr>
+        <w:pStyle w:val="ListBullet"/>
+      </w:pPr>
       <w:r>
-        <w:t>The intended demo flow: a town hall stakeholder asks Copilot to summarise, compare, draft, or distribute the contents of this file alongside related artefacts. Cowork fans the task out into 5 parallel sub-tasks (draft Word, draft email, schedule meeting, post Teams message, build action tracker). Notebook adds it as a source and answers grounded questions across all sources.</w:t>
+        <w:t>Lead-in: "It has been four months since our last town hall - lots to share"</w:t>
+      </w:r>
+    </w:p>
+    <w:p>
+      <w:pPr>
+        <w:pStyle w:val="ListBullet"/>
+      </w:pPr>
+      <w:r>
+        <w:t>Frame the agenda: Q1 results, strategy update, people-first changes, Q&amp;A</w:t>
       </w:r>
     </w:p>
     <w:p>
@@ -50,17 +55,39 @@
         <w:pStyle w:val="Heading1"/>
       </w:pPr>
       <w:r>
-        <w:t>2. Scenario &amp; Background</w:t>
+        <w:t>2. Q1 FY2026 results - 12 minutes</w:t>
       </w:r>
     </w:p>
     <w:p>
+      <w:pPr>
+        <w:pStyle w:val="ListBullet"/>
+      </w:pPr>
       <w:r>
-        <w:t>The Group is mid-cycle on its FY2025 close and is rolling forward into FY2026 planning. The town hall portfolio has surfaced a mix of on-track lines and corrective items. This th ceo script outline captures the working position on those items so the Group office, the operating committee, and (where relevant) the regulator-facing officer can align on next steps.</w:t>
+        <w:t>Headline: Q1 revenue MYR 11.2B (+5.8% YoY), EBITDA MYR 1.84B (+3.4% YoY)</w:t>
       </w:r>
     </w:p>
     <w:p>
+      <w:pPr>
+        <w:pStyle w:val="ListBullet"/>
+      </w:pPr>
       <w:r>
-        <w:t>The team has triangulated the working dataset against three peer benchmarks and against the regulator's published thresholds for the sector. Findings carried over from the prior cycle have been re-examined to test whether the original assumptions still hold under the FY2026 base case.</w:t>
+        <w:t>Wins: Banking strong NIM defence, Telco subscriber adds best in 5 years</w:t>
+      </w:r>
+    </w:p>
+    <w:p>
+      <w:pPr>
+        <w:pStyle w:val="ListBullet"/>
+      </w:pPr>
+      <w:r>
+        <w:t>Challenges: Plantation CPO compression, Property soft pipeline, Manufacturing input cost spike</w:t>
+      </w:r>
+    </w:p>
+    <w:p>
+      <w:pPr>
+        <w:pStyle w:val="ListBullet"/>
+      </w:pPr>
+      <w:r>
+        <w:t>Liquidity strong - MYR 1.84B cash + MYR 2.6B undrawn RCF - dividend on track</w:t>
       </w:r>
     </w:p>
     <w:p>
@@ -68,59 +95,47 @@
         <w:pStyle w:val="Heading1"/>
       </w:pPr>
       <w:r>
-        <w:t>3. Detail &amp; Working</w:t>
+        <w:t>3. Strategy update - 18 minutes</w:t>
       </w:r>
     </w:p>
     <w:p>
       <w:pPr>
-        <w:pStyle w:val="Heading2"/>
+        <w:pStyle w:val="ListNumber"/>
       </w:pPr>
       <w:r>
-        <w:t>3.1 Position at end of period</w:t>
-      </w:r>
-    </w:p>
-    <w:p>
-      <w:r>
-        <w:t>The closing position by unit / segment is captured in the CEO Script tab of the companion workbook. Headline metrics — Slides #, Speaker Notes #, Q&amp;A — are within the agreed corridors for Vision, Performance, and Strategy; outside the corridor for People and ESG; and under recovery monitoring for Customer.</w:t>
+        <w:t>ZAVA FORWARD 2030 - we are 22 months in. Pillars 2 and 3 ahead of plan</w:t>
       </w:r>
     </w:p>
     <w:p>
       <w:pPr>
-        <w:pStyle w:val="Heading2"/>
+        <w:pStyle w:val="ListNumber"/>
       </w:pPr>
       <w:r>
-        <w:t>3.2 Key drivers</w:t>
-      </w:r>
-    </w:p>
-    <w:p>
-      <w:r>
-        <w:t>The driver bridge (see Theme Bridge tab) attributes the FY25 variance to a balanced mix of volume / mix, pricing and discount discipline, cost base reset, capex re-baseline, working capital, regulatory provisions, FX and hedging, and productivity / automation. Each driver carries an owner and a status (on-track / at-risk / behind / recovered / mitigated).</w:t>
+        <w:t>Energy Transition - Cendana Power acquisition signing 28 May - transforms our renewables footprint</w:t>
       </w:r>
     </w:p>
     <w:p>
       <w:pPr>
-        <w:pStyle w:val="Heading2"/>
+        <w:pStyle w:val="ListNumber"/>
       </w:pPr>
       <w:r>
-        <w:t>3.3 Sensitivities and assumptions</w:t>
-      </w:r>
-    </w:p>
-    <w:p>
-      <w:r>
-        <w:t>The base case assumes FY2026 macro inputs hold within plus/minus 50 basis points of the current corridor. The upside and downside scenarios stress the headline metrics by plus/minus two corridors and re-test the recovery plan owners against the stressed position. Key sensitivities: rate path, FX MYR/USD, commodity benchmarks, regulator timing, and customer concentration.</w:t>
+        <w:t>Group AI Office - 14 agents in production, 38 in pipeline; we will train 28,000 employees on Copilot by end-FY2027</w:t>
       </w:r>
     </w:p>
     <w:p>
       <w:pPr>
-        <w:pStyle w:val="Heading2"/>
+        <w:pStyle w:val="ListNumber"/>
       </w:pPr>
       <w:r>
-        <w:t>3.4 Open issues and unknowns</w:t>
+        <w:t>Bandar Zava Phase 2 launch 15 June - this is the biggest property launch in our history</w:t>
       </w:r>
     </w:p>
     <w:p>
+      <w:pPr>
+        <w:pStyle w:val="ListNumber"/>
+      </w:pPr>
       <w:r>
-        <w:t>The watchlist (see Q&amp;A Watchlist tab) tracks 14 indicators flagged in the prior review. Eight are on-track, four are within five points of the threshold (watch), and two have breached and triggered the escalation protocol. Owners and remediation dates are recorded against each item.</w:t>
+        <w:t>Talent: we are at 33% female senior management - we will hit 40% by end-FY2027</w:t>
       </w:r>
     </w:p>
     <w:p>
@@ -128,7 +143,7 @@
         <w:pStyle w:val="Heading1"/>
       </w:pPr>
       <w:r>
-        <w:t>4. Recommended Actions</w:t>
+        <w:t>4. People announcements - 8 minutes</w:t>
       </w:r>
     </w:p>
     <w:p>
@@ -136,7 +151,7 @@
         <w:pStyle w:val="ListBullet"/>
       </w:pPr>
       <w:r>
-        <w:t>Confirm the th ceo script outline narrative with the Town Hall CFO before the Board cut-off.</w:t>
+        <w:t>New Group Chief People Officer joining 1 July - Datin Aishah Mokhtar (ex-Apex Bank)</w:t>
       </w:r>
     </w:p>
     <w:p>
@@ -144,7 +159,7 @@
         <w:pStyle w:val="ListBullet"/>
       </w:pPr>
       <w:r>
-        <w:t>Lock the assumption set for the recovery plan and circulate to the division MDs for sign-off.</w:t>
+        <w:t>Career Marketplace - launching internal mobility platform 1 August</w:t>
       </w:r>
     </w:p>
     <w:p>
@@ -152,7 +167,7 @@
         <w:pStyle w:val="ListBullet"/>
       </w:pPr>
       <w:r>
-        <w:t>Pre-brief the regulator-facing officer on the 30/60/90-day commitments.</w:t>
+        <w:t>Wellbeing budget - increasing wellness allowance by 18% effective 1 July</w:t>
       </w:r>
     </w:p>
     <w:p>
@@ -160,7 +175,15 @@
         <w:pStyle w:val="ListBullet"/>
       </w:pPr>
       <w:r>
-        <w:t>Schedule the cross-functional review with risk, legal, IR, and procurement.</w:t>
+        <w:t>New "Innovation Days" - 2 days per quarter for cross-team innovation projects</w:t>
+      </w:r>
+    </w:p>
+    <w:p>
+      <w:pPr>
+        <w:pStyle w:val="Heading1"/>
+      </w:pPr>
+      <w:r>
+        <w:t>5. Q&amp;A - 25 minutes</w:t>
       </w:r>
     </w:p>
     <w:p>
@@ -168,7 +191,7 @@
         <w:pStyle w:val="ListBullet"/>
       </w:pPr>
       <w:r>
-        <w:t>Capture decisions in the Group decision log with named owners, due dates, and tracking links.</w:t>
+        <w:t>Pre-submitted top 5 questions answered first (from Yammer poll, ranked by votes)</w:t>
       </w:r>
     </w:p>
     <w:p>
@@ -176,7 +199,15 @@
         <w:pStyle w:val="ListBullet"/>
       </w:pPr>
       <w:r>
-        <w:t>Stand up a 5-day Cowork sprint to publish the variance brief, lender holding lines, IR Q&amp;A pack, and ExCo update.</w:t>
+        <w:t>Live questions from auditorium + Teams chat - moderated by Sasha</w:t>
+      </w:r>
+    </w:p>
+    <w:p>
+      <w:pPr>
+        <w:pStyle w:val="ListBullet"/>
+      </w:pPr>
+      <w:r>
+        <w:t>Anticipated topics: AI impact on jobs, dividend outlook, return-to-office stance</w:t>
       </w:r>
     </w:p>
     <w:p>
@@ -184,84 +215,12 @@
         <w:pStyle w:val="Heading1"/>
       </w:pPr>
       <w:r>
-        <w:t>5. Appendix — Working dataset units</w:t>
-      </w:r>
-    </w:p>
-    <w:p>
-      <w:pPr>
-        <w:pStyle w:val="ListBullet"/>
-      </w:pPr>
-      <w:r>
-        <w:t>Vision</w:t>
-      </w:r>
-    </w:p>
-    <w:p>
-      <w:pPr>
-        <w:pStyle w:val="ListBullet"/>
-      </w:pPr>
-      <w:r>
-        <w:t>Performance</w:t>
-      </w:r>
-    </w:p>
-    <w:p>
-      <w:pPr>
-        <w:pStyle w:val="ListBullet"/>
-      </w:pPr>
-      <w:r>
-        <w:t>Strategy</w:t>
-      </w:r>
-    </w:p>
-    <w:p>
-      <w:pPr>
-        <w:pStyle w:val="ListBullet"/>
-      </w:pPr>
-      <w:r>
-        <w:t>People</w:t>
-      </w:r>
-    </w:p>
-    <w:p>
-      <w:pPr>
-        <w:pStyle w:val="ListBullet"/>
-      </w:pPr>
-      <w:r>
-        <w:t>ESG</w:t>
-      </w:r>
-    </w:p>
-    <w:p>
-      <w:pPr>
-        <w:pStyle w:val="ListBullet"/>
-      </w:pPr>
-      <w:r>
-        <w:t>Customer</w:t>
-      </w:r>
-    </w:p>
-    <w:p>
-      <w:pPr>
-        <w:pStyle w:val="ListBullet"/>
-      </w:pPr>
-      <w:r>
-        <w:t>Wrap-up</w:t>
-      </w:r>
-    </w:p>
-    <w:p>
-      <w:pPr>
-        <w:pStyle w:val="ListBullet"/>
-      </w:pPr>
-      <w:r>
-        <w:t>Total</w:t>
-      </w:r>
-    </w:p>
-    <w:p>
-      <w:pPr>
-        <w:pStyle w:val="Heading1"/>
-      </w:pPr>
-      <w:r>
-        <w:t>6. Sign-off &amp; Distribution</w:t>
+        <w:t>6. Closing - 3 minutes</w:t>
       </w:r>
     </w:p>
     <w:p>
       <w:r>
-        <w:t>Prepared by: Town Hall Office  ·  Reviewed by: CFO  ·  Approved by: CEO  ·  Distributed to: Board, ExCo, Risk Committee, IR, Group Strategy.</w:t>
+        <w:t>Recap three takeaways: (1) Q1 is solid despite divisional pressure; (2) strategy is on track and accelerating in digital and energy transition; (3) people-first changes coming in H2. Thank you. Next town hall: 28 August 2026.</w:t>
       </w:r>
     </w:p>
     <w:sectPr>
@@ -637,6 +596,10 @@
     <w:name w:val="Normal"/>
     <w:qFormat/>
     <w:rsid w:val="00FC693F"/>
+    <w:rPr>
+      <w:rFonts w:ascii="Aptos" w:hAnsi="Aptos"/>
+      <w:sz w:val="22"/>
+    </w:rPr>
   </w:style>
   <w:style w:type="paragraph" w:styleId="Header">
     <w:name w:val="header"/>

--- a/files/TH_CEO_Script_Outline.docx
+++ b/files/TH_CEO_Script_Outline.docx
@@ -4,223 +4,1309 @@
   <w:body>
     <w:p>
       <w:pPr>
-        <w:pStyle w:val="Title"/>
+        <w:jc w:val="left"/>
       </w:pPr>
       <w:r>
         <w:rPr>
-          <w:color w:val="1F4E78"/>
+          <w:b/>
+          <w:color w:val="6B7280"/>
+          <w:sz w:val="18"/>
         </w:rPr>
-        <w:t>Town Hall - CEO Script Outline - All-Hands May 2026</w:t>
-      </w:r>
-    </w:p>
-    <w:p>
-      <w:r>
-        <w:t>Event: Group Town Hall May 2026 | Date: 22 May 2026 | Time: 15:00-16:30 MYT | Format: Hybrid (KL HQ Auditorium + Teams Live) | Speaker: Group CEO | Script owner: Sasha Ouellet</w:t>
+        <w:t>ZAVA CONGLOMERATE</w:t>
       </w:r>
     </w:p>
     <w:p>
       <w:pPr>
-        <w:pStyle w:val="Heading1"/>
+        <w:spacing w:after="40"/>
       </w:pPr>
       <w:r>
-        <w:t>1. Opening - 4 minutes</w:t>
+        <w:rPr>
+          <w:b/>
+          <w:color w:val="1F2D55"/>
+          <w:sz w:val="44"/>
+        </w:rPr>
+        <w:t>TH CEO Script Outline</w:t>
+      </w:r>
+    </w:p>
+    <w:p>
+      <w:pPr>
+        <w:spacing w:after="200"/>
+      </w:pPr>
+      <w:r>
+        <w:rPr>
+          <w:i/>
+          <w:color w:val="4B5B7C"/>
+          <w:sz w:val="22"/>
+        </w:rPr>
+        <w:t>Executive Brief · Pre-Read</w:t>
+      </w:r>
+    </w:p>
+    <w:p>
+      <w:pPr>
+        <w:spacing w:after="40"/>
+      </w:pPr>
+      <w:r>
+        <w:rPr>
+          <w:b/>
+          <w:color w:val="1F2D55"/>
+          <w:sz w:val="20"/>
+        </w:rPr>
+        <w:t xml:space="preserve">To:  </w:t>
+      </w:r>
+      <w:r>
+        <w:rPr>
+          <w:sz w:val="20"/>
+        </w:rPr>
+        <w:t>Group Executive Committee</w:t>
+      </w:r>
+    </w:p>
+    <w:p>
+      <w:pPr>
+        <w:spacing w:after="40"/>
+      </w:pPr>
+      <w:r>
+        <w:rPr>
+          <w:b/>
+          <w:color w:val="1F2D55"/>
+          <w:sz w:val="20"/>
+        </w:rPr>
+        <w:t xml:space="preserve">From:  </w:t>
+      </w:r>
+      <w:r>
+        <w:rPr>
+          <w:sz w:val="20"/>
+        </w:rPr>
+        <w:t>Office of the Group Chief of Staff</w:t>
+      </w:r>
+    </w:p>
+    <w:p>
+      <w:pPr>
+        <w:spacing w:after="40"/>
+      </w:pPr>
+      <w:r>
+        <w:rPr>
+          <w:b/>
+          <w:color w:val="1F2D55"/>
+          <w:sz w:val="20"/>
+        </w:rPr>
+        <w:t xml:space="preserve">Date:  </w:t>
+      </w:r>
+      <w:r>
+        <w:rPr>
+          <w:sz w:val="20"/>
+        </w:rPr>
+        <w:t>09 May 2026</w:t>
+      </w:r>
+    </w:p>
+    <w:p>
+      <w:pPr>
+        <w:spacing w:after="40"/>
+      </w:pPr>
+      <w:r>
+        <w:rPr>
+          <w:b/>
+          <w:color w:val="1F2D55"/>
+          <w:sz w:val="20"/>
+        </w:rPr>
+        <w:t xml:space="preserve">Classification:  </w:t>
+      </w:r>
+      <w:r>
+        <w:rPr>
+          <w:sz w:val="20"/>
+        </w:rPr>
+        <w:t>Confidential · GroupExCo only</w:t>
+      </w:r>
+    </w:p>
+    <w:p>
+      <w:pPr>
+        <w:spacing w:after="40"/>
+      </w:pPr>
+      <w:r>
+        <w:rPr>
+          <w:b/>
+          <w:color w:val="1F2D55"/>
+          <w:sz w:val="20"/>
+        </w:rPr>
+        <w:t xml:space="preserve">Source file:  </w:t>
+      </w:r>
+      <w:r>
+        <w:rPr>
+          <w:sz w:val="20"/>
+        </w:rPr>
+        <w:t>TH_CEO_Script_Outline.docx</w:t>
+      </w:r>
+    </w:p>
+    <w:p>
+      <w:pPr>
+        <w:spacing w:after="40"/>
+      </w:pPr>
+      <w:r>
+        <w:rPr>
+          <w:b/>
+          <w:color w:val="1F2D55"/>
+          <w:sz w:val="20"/>
+        </w:rPr>
+        <w:t xml:space="preserve">Decision required:  </w:t>
+      </w:r>
+      <w:r>
+        <w:rPr>
+          <w:sz w:val="20"/>
+        </w:rPr>
+        <w:t>Yes — see §6</w:t>
+      </w:r>
+    </w:p>
+    <w:p>
+      <w:pPr>
+        <w:spacing w:before="240" w:after="80"/>
+      </w:pPr>
+      <w:r>
+        <w:rPr>
+          <w:b/>
+          <w:color w:val="1F2D55"/>
+          <w:sz w:val="26"/>
+        </w:rPr>
+        <w:t>1. The ask</w:t>
+      </w:r>
+    </w:p>
+    <w:p>
+      <w:pPr>
+        <w:spacing w:after="80"/>
+      </w:pPr>
+      <w:r>
+        <w:rPr>
+          <w:i w:val="0"/>
+          <w:sz w:val="20"/>
+        </w:rPr>
+        <w:t>This brief covers the matter referenced in the title above (TH CEO Script Outline). It sets out the context, the data, the options considered, the recommendation, the risks and the next steps. It is intended as a 10-minute read ahead of the GroupExCo session.</w:t>
+      </w:r>
+    </w:p>
+    <w:p>
+      <w:pPr>
+        <w:spacing w:before="240" w:after="80"/>
+      </w:pPr>
+      <w:r>
+        <w:rPr>
+          <w:b/>
+          <w:color w:val="1F2D55"/>
+          <w:sz w:val="26"/>
+        </w:rPr>
+        <w:t>2. Context and background</w:t>
+      </w:r>
+    </w:p>
+    <w:p>
+      <w:pPr>
+        <w:spacing w:after="80"/>
+      </w:pPr>
+      <w:r>
+        <w:rPr>
+          <w:i w:val="0"/>
+          <w:sz w:val="20"/>
+        </w:rPr>
+        <w:t>Over the past two quarters the operating environment has evolved on three fronts: (i) the regulatory pace has accelerated, with three new directives now in consultation that impact our Banking, Insurance and Property divisions; (ii) the macro picture has shifted, with policy rates expected to stay higher for longer, compressing margins in capital-intensive units; and (iii) the competitive landscape has consolidated, with two of our top five rivals announcing inorganic moves that re-shape the next 24 months of strategy.</w:t>
+      </w:r>
+    </w:p>
+    <w:p>
+      <w:pPr>
+        <w:spacing w:after="80"/>
+      </w:pPr>
+      <w:r>
+        <w:rPr>
+          <w:i w:val="0"/>
+          <w:sz w:val="20"/>
+        </w:rPr>
+        <w:t>Against this backdrop, the Group's Q1 FY2026 performance was broadly in line with plan at the revenue line, with EBITDA at the upper end of guidance, but Free Cash Flow conversion fell short by 9% — driven by working-capital extensions at two divisions and a one-off settlement at Property.</w:t>
+      </w:r>
+    </w:p>
+    <w:p>
+      <w:pPr>
+        <w:spacing w:before="240" w:after="80"/>
+      </w:pPr>
+      <w:r>
+        <w:rPr>
+          <w:b/>
+          <w:color w:val="1F2D55"/>
+          <w:sz w:val="26"/>
+        </w:rPr>
+        <w:t>3. What the data shows</w:t>
+      </w:r>
+    </w:p>
+    <w:tbl>
+      <w:tblPr>
+        <w:tblStyle w:val="LightGrid-Accent1"/>
+        <w:tblW w:type="auto" w:w="0"/>
+        <w:tblLook w:firstColumn="1" w:firstRow="1" w:lastColumn="0" w:lastRow="0" w:noHBand="0" w:noVBand="1" w:val="04A0"/>
+      </w:tblPr>
+      <w:tblGrid>
+        <w:gridCol w:w="1728"/>
+        <w:gridCol w:w="1728"/>
+        <w:gridCol w:w="1728"/>
+        <w:gridCol w:w="1728"/>
+        <w:gridCol w:w="1728"/>
+      </w:tblGrid>
+      <w:tr>
+        <w:tc>
+          <w:tcPr>
+            <w:tcW w:type="dxa" w:w="1728"/>
+            <w:shd w:val="clear" w:color="auto" w:fill="1F2D55"/>
+          </w:tcPr>
+          <w:p>
+            <w:r>
+              <w:rPr>
+                <w:b/>
+                <w:color w:val="FFFFFF"/>
+                <w:sz w:val="18"/>
+              </w:rPr>
+              <w:t>Metric</w:t>
+            </w:r>
+          </w:p>
+        </w:tc>
+        <w:tc>
+          <w:tcPr>
+            <w:tcW w:type="dxa" w:w="1728"/>
+            <w:shd w:val="clear" w:color="auto" w:fill="1F2D55"/>
+          </w:tcPr>
+          <w:p>
+            <w:r>
+              <w:rPr>
+                <w:b/>
+                <w:color w:val="FFFFFF"/>
+                <w:sz w:val="18"/>
+              </w:rPr>
+              <w:t>FY2025A</w:t>
+            </w:r>
+          </w:p>
+        </w:tc>
+        <w:tc>
+          <w:tcPr>
+            <w:tcW w:type="dxa" w:w="1728"/>
+            <w:shd w:val="clear" w:color="auto" w:fill="1F2D55"/>
+          </w:tcPr>
+          <w:p>
+            <w:r>
+              <w:rPr>
+                <w:b/>
+                <w:color w:val="FFFFFF"/>
+                <w:sz w:val="18"/>
+              </w:rPr>
+              <w:t>FY2026 Plan</w:t>
+            </w:r>
+          </w:p>
+        </w:tc>
+        <w:tc>
+          <w:tcPr>
+            <w:tcW w:type="dxa" w:w="1728"/>
+            <w:shd w:val="clear" w:color="auto" w:fill="1F2D55"/>
+          </w:tcPr>
+          <w:p>
+            <w:r>
+              <w:rPr>
+                <w:b/>
+                <w:color w:val="FFFFFF"/>
+                <w:sz w:val="18"/>
+              </w:rPr>
+              <w:t>FY2026 YTD</w:t>
+            </w:r>
+          </w:p>
+        </w:tc>
+        <w:tc>
+          <w:tcPr>
+            <w:tcW w:type="dxa" w:w="1728"/>
+            <w:shd w:val="clear" w:color="auto" w:fill="1F2D55"/>
+          </w:tcPr>
+          <w:p>
+            <w:r>
+              <w:rPr>
+                <w:b/>
+                <w:color w:val="FFFFFF"/>
+                <w:sz w:val="18"/>
+              </w:rPr>
+              <w:t>Status</w:t>
+            </w:r>
+          </w:p>
+        </w:tc>
+      </w:tr>
+      <w:tr>
+        <w:tc>
+          <w:tcPr>
+            <w:tcW w:type="dxa" w:w="1728"/>
+          </w:tcPr>
+          <w:p>
+            <w:r>
+              <w:rPr>
+                <w:sz w:val="18"/>
+              </w:rPr>
+              <w:t>Group revenue (MYR B)</w:t>
+            </w:r>
+          </w:p>
+        </w:tc>
+        <w:tc>
+          <w:tcPr>
+            <w:tcW w:type="dxa" w:w="1728"/>
+          </w:tcPr>
+          <w:p>
+            <w:r>
+              <w:rPr>
+                <w:sz w:val="18"/>
+              </w:rPr>
+              <w:t>42.7</w:t>
+            </w:r>
+          </w:p>
+        </w:tc>
+        <w:tc>
+          <w:tcPr>
+            <w:tcW w:type="dxa" w:w="1728"/>
+          </w:tcPr>
+          <w:p>
+            <w:r>
+              <w:rPr>
+                <w:sz w:val="18"/>
+              </w:rPr>
+              <w:t>45.8</w:t>
+            </w:r>
+          </w:p>
+        </w:tc>
+        <w:tc>
+          <w:tcPr>
+            <w:tcW w:type="dxa" w:w="1728"/>
+          </w:tcPr>
+          <w:p>
+            <w:r>
+              <w:rPr>
+                <w:sz w:val="18"/>
+              </w:rPr>
+              <w:t>12.3</w:t>
+            </w:r>
+          </w:p>
+        </w:tc>
+        <w:tc>
+          <w:tcPr>
+            <w:tcW w:type="dxa" w:w="1728"/>
+          </w:tcPr>
+          <w:p>
+            <w:r>
+              <w:rPr>
+                <w:sz w:val="18"/>
+              </w:rPr>
+              <w:t>On track</w:t>
+            </w:r>
+          </w:p>
+        </w:tc>
+      </w:tr>
+      <w:tr>
+        <w:tc>
+          <w:tcPr>
+            <w:tcW w:type="dxa" w:w="1728"/>
+          </w:tcPr>
+          <w:p>
+            <w:r>
+              <w:rPr>
+                <w:sz w:val="18"/>
+              </w:rPr>
+              <w:t>Group EBITDA (MYR B)</w:t>
+            </w:r>
+          </w:p>
+        </w:tc>
+        <w:tc>
+          <w:tcPr>
+            <w:tcW w:type="dxa" w:w="1728"/>
+          </w:tcPr>
+          <w:p>
+            <w:r>
+              <w:rPr>
+                <w:sz w:val="18"/>
+              </w:rPr>
+              <w:t>9.9</w:t>
+            </w:r>
+          </w:p>
+        </w:tc>
+        <w:tc>
+          <w:tcPr>
+            <w:tcW w:type="dxa" w:w="1728"/>
+          </w:tcPr>
+          <w:p>
+            <w:r>
+              <w:rPr>
+                <w:sz w:val="18"/>
+              </w:rPr>
+              <w:t>10.5</w:t>
+            </w:r>
+          </w:p>
+        </w:tc>
+        <w:tc>
+          <w:tcPr>
+            <w:tcW w:type="dxa" w:w="1728"/>
+          </w:tcPr>
+          <w:p>
+            <w:r>
+              <w:rPr>
+                <w:sz w:val="18"/>
+              </w:rPr>
+              <w:t>1.8</w:t>
+            </w:r>
+          </w:p>
+        </w:tc>
+        <w:tc>
+          <w:tcPr>
+            <w:tcW w:type="dxa" w:w="1728"/>
+          </w:tcPr>
+          <w:p>
+            <w:r>
+              <w:rPr>
+                <w:sz w:val="18"/>
+              </w:rPr>
+              <w:t>Ahead</w:t>
+            </w:r>
+          </w:p>
+        </w:tc>
+      </w:tr>
+      <w:tr>
+        <w:tc>
+          <w:tcPr>
+            <w:tcW w:type="dxa" w:w="1728"/>
+          </w:tcPr>
+          <w:p>
+            <w:r>
+              <w:rPr>
+                <w:sz w:val="18"/>
+              </w:rPr>
+              <w:t>EBITDA margin %</w:t>
+            </w:r>
+          </w:p>
+        </w:tc>
+        <w:tc>
+          <w:tcPr>
+            <w:tcW w:type="dxa" w:w="1728"/>
+          </w:tcPr>
+          <w:p>
+            <w:r>
+              <w:rPr>
+                <w:sz w:val="18"/>
+              </w:rPr>
+              <w:t>17.2</w:t>
+            </w:r>
+          </w:p>
+        </w:tc>
+        <w:tc>
+          <w:tcPr>
+            <w:tcW w:type="dxa" w:w="1728"/>
+          </w:tcPr>
+          <w:p>
+            <w:r>
+              <w:rPr>
+                <w:sz w:val="18"/>
+              </w:rPr>
+              <w:t>18.2</w:t>
+            </w:r>
+          </w:p>
+        </w:tc>
+        <w:tc>
+          <w:tcPr>
+            <w:tcW w:type="dxa" w:w="1728"/>
+          </w:tcPr>
+          <w:p>
+            <w:r>
+              <w:rPr>
+                <w:sz w:val="18"/>
+              </w:rPr>
+              <w:t>21.3</w:t>
+            </w:r>
+          </w:p>
+        </w:tc>
+        <w:tc>
+          <w:tcPr>
+            <w:tcW w:type="dxa" w:w="1728"/>
+          </w:tcPr>
+          <w:p>
+            <w:r>
+              <w:rPr>
+                <w:sz w:val="18"/>
+              </w:rPr>
+              <w:t>Ahead</w:t>
+            </w:r>
+          </w:p>
+        </w:tc>
+      </w:tr>
+      <w:tr>
+        <w:tc>
+          <w:tcPr>
+            <w:tcW w:type="dxa" w:w="1728"/>
+          </w:tcPr>
+          <w:p>
+            <w:r>
+              <w:rPr>
+                <w:sz w:val="18"/>
+              </w:rPr>
+              <w:t>Free Cash Flow (MYR B)</w:t>
+            </w:r>
+          </w:p>
+        </w:tc>
+        <w:tc>
+          <w:tcPr>
+            <w:tcW w:type="dxa" w:w="1728"/>
+          </w:tcPr>
+          <w:p>
+            <w:r>
+              <w:rPr>
+                <w:sz w:val="18"/>
+              </w:rPr>
+              <w:t>4.1</w:t>
+            </w:r>
+          </w:p>
+        </w:tc>
+        <w:tc>
+          <w:tcPr>
+            <w:tcW w:type="dxa" w:w="1728"/>
+          </w:tcPr>
+          <w:p>
+            <w:r>
+              <w:rPr>
+                <w:sz w:val="18"/>
+              </w:rPr>
+              <w:t>5.8</w:t>
+            </w:r>
+          </w:p>
+        </w:tc>
+        <w:tc>
+          <w:tcPr>
+            <w:tcW w:type="dxa" w:w="1728"/>
+          </w:tcPr>
+          <w:p>
+            <w:r>
+              <w:rPr>
+                <w:sz w:val="18"/>
+              </w:rPr>
+              <w:t>2.3</w:t>
+            </w:r>
+          </w:p>
+        </w:tc>
+        <w:tc>
+          <w:tcPr>
+            <w:tcW w:type="dxa" w:w="1728"/>
+          </w:tcPr>
+          <w:p>
+            <w:r>
+              <w:rPr>
+                <w:sz w:val="18"/>
+              </w:rPr>
+              <w:t>Behind (-9%)</w:t>
+            </w:r>
+          </w:p>
+        </w:tc>
+      </w:tr>
+      <w:tr>
+        <w:tc>
+          <w:tcPr>
+            <w:tcW w:type="dxa" w:w="1728"/>
+          </w:tcPr>
+          <w:p>
+            <w:r>
+              <w:rPr>
+                <w:sz w:val="18"/>
+              </w:rPr>
+              <w:t>Net Debt / EBITDA (x)</w:t>
+            </w:r>
+          </w:p>
+        </w:tc>
+        <w:tc>
+          <w:tcPr>
+            <w:tcW w:type="dxa" w:w="1728"/>
+          </w:tcPr>
+          <w:p>
+            <w:r>
+              <w:rPr>
+                <w:sz w:val="18"/>
+              </w:rPr>
+              <w:t>2.4</w:t>
+            </w:r>
+          </w:p>
+        </w:tc>
+        <w:tc>
+          <w:tcPr>
+            <w:tcW w:type="dxa" w:w="1728"/>
+          </w:tcPr>
+          <w:p>
+            <w:r>
+              <w:rPr>
+                <w:sz w:val="18"/>
+              </w:rPr>
+              <w:t>2.2</w:t>
+            </w:r>
+          </w:p>
+        </w:tc>
+        <w:tc>
+          <w:tcPr>
+            <w:tcW w:type="dxa" w:w="1728"/>
+          </w:tcPr>
+          <w:p>
+            <w:r>
+              <w:rPr>
+                <w:sz w:val="18"/>
+              </w:rPr>
+              <w:t>2.1</w:t>
+            </w:r>
+          </w:p>
+        </w:tc>
+        <w:tc>
+          <w:tcPr>
+            <w:tcW w:type="dxa" w:w="1728"/>
+          </w:tcPr>
+          <w:p>
+            <w:r>
+              <w:rPr>
+                <w:sz w:val="18"/>
+              </w:rPr>
+              <w:t>On track</w:t>
+            </w:r>
+          </w:p>
+        </w:tc>
+      </w:tr>
+      <w:tr>
+        <w:tc>
+          <w:tcPr>
+            <w:tcW w:type="dxa" w:w="1728"/>
+          </w:tcPr>
+          <w:p>
+            <w:r>
+              <w:rPr>
+                <w:sz w:val="18"/>
+              </w:rPr>
+              <w:t>Return on capital %</w:t>
+            </w:r>
+          </w:p>
+        </w:tc>
+        <w:tc>
+          <w:tcPr>
+            <w:tcW w:type="dxa" w:w="1728"/>
+          </w:tcPr>
+          <w:p>
+            <w:r>
+              <w:rPr>
+                <w:sz w:val="18"/>
+              </w:rPr>
+              <w:t>11.8</w:t>
+            </w:r>
+          </w:p>
+        </w:tc>
+        <w:tc>
+          <w:tcPr>
+            <w:tcW w:type="dxa" w:w="1728"/>
+          </w:tcPr>
+          <w:p>
+            <w:r>
+              <w:rPr>
+                <w:sz w:val="18"/>
+              </w:rPr>
+              <w:t>12.4</w:t>
+            </w:r>
+          </w:p>
+        </w:tc>
+        <w:tc>
+          <w:tcPr>
+            <w:tcW w:type="dxa" w:w="1728"/>
+          </w:tcPr>
+          <w:p>
+            <w:r>
+              <w:rPr>
+                <w:sz w:val="18"/>
+              </w:rPr>
+              <w:t>12.1</w:t>
+            </w:r>
+          </w:p>
+        </w:tc>
+        <w:tc>
+          <w:tcPr>
+            <w:tcW w:type="dxa" w:w="1728"/>
+          </w:tcPr>
+          <w:p>
+            <w:r>
+              <w:rPr>
+                <w:sz w:val="18"/>
+              </w:rPr>
+              <w:t>On track</w:t>
+            </w:r>
+          </w:p>
+        </w:tc>
+      </w:tr>
+    </w:tbl>
+    <w:p>
+      <w:pPr>
+        <w:spacing w:after="80"/>
+      </w:pPr>
+      <w:r>
+        <w:rPr>
+          <w:i w:val="0"/>
+          <w:sz w:val="20"/>
+        </w:rPr>
+        <w:t>The variance against plan is concentrated in three places: (a) Banking division trading income (-MYR 142m vs plan), (b) Property division settlement (-MYR 78m), (c) Industrial Manufacturing working-capital build (+MYR 215m receivables, +MYR 92m inventory). Recovery actions are underway; expected catch-up by end-Q3.</w:t>
+      </w:r>
+    </w:p>
+    <w:p>
+      <w:pPr>
+        <w:spacing w:before="240" w:after="80"/>
+      </w:pPr>
+      <w:r>
+        <w:rPr>
+          <w:b/>
+          <w:color w:val="1F2D55"/>
+          <w:sz w:val="26"/>
+        </w:rPr>
+        <w:t>4. Options considered</w:t>
+      </w:r>
+    </w:p>
+    <w:p>
+      <w:pPr>
+        <w:spacing w:before="160" w:after="40"/>
+      </w:pPr>
+      <w:r>
+        <w:rPr>
+          <w:b/>
+          <w:color w:val="4B5B7C"/>
+          <w:sz w:val="22"/>
+        </w:rPr>
+        <w:t>Option A — Stay the course (status quo)</w:t>
+      </w:r>
+    </w:p>
+    <w:p>
+      <w:pPr>
+        <w:spacing w:after="80"/>
+      </w:pPr>
+      <w:r>
+        <w:rPr>
+          <w:i w:val="0"/>
+          <w:sz w:val="20"/>
+        </w:rPr>
+        <w:t>Continue current plan; accept the 9% FCF shortfall as a Q1 timing matter; rely on the planned divestment proceeds in Q3 to close the gap. Risk: external market may not co-operate; downside if Q3 outturn slips.</w:t>
+      </w:r>
+    </w:p>
+    <w:p>
+      <w:pPr>
+        <w:spacing w:before="160" w:after="40"/>
+      </w:pPr>
+      <w:r>
+        <w:rPr>
+          <w:b/>
+          <w:color w:val="4B5B7C"/>
+          <w:sz w:val="22"/>
+        </w:rPr>
+        <w:t>Option B — Targeted intervention (recommended)</w:t>
+      </w:r>
+    </w:p>
+    <w:p>
+      <w:pPr>
+        <w:spacing w:after="80"/>
+      </w:pPr>
+      <w:r>
+        <w:rPr>
+          <w:i w:val="0"/>
+          <w:sz w:val="20"/>
+        </w:rPr>
+        <w:t>Stand up a Group-led working-capital task force for 90 days. Tighten credit terms at three highest-DSO divisions; freeze non-essential capex at the manufacturing unit; accelerate the small divestment programme. Modelled impact: +MYR 350-450m FCF; limited revenue downside.</w:t>
+      </w:r>
+    </w:p>
+    <w:p>
+      <w:pPr>
+        <w:spacing w:before="160" w:after="40"/>
+      </w:pPr>
+      <w:r>
+        <w:rPr>
+          <w:b/>
+          <w:color w:val="4B5B7C"/>
+          <w:sz w:val="22"/>
+        </w:rPr>
+        <w:t>Option C — Aggressive re-plan</w:t>
+      </w:r>
+    </w:p>
+    <w:p>
+      <w:pPr>
+        <w:spacing w:after="80"/>
+      </w:pPr>
+      <w:r>
+        <w:rPr>
+          <w:i w:val="0"/>
+          <w:sz w:val="20"/>
+        </w:rPr>
+        <w:t>Re-base the FY2026 plan downward; cut discretionary opex 10%; defer all non-committed capex. Risk: messaging risk to the market; staff impact; M&amp;A-pipeline deceleration. Modelled impact: +MYR 600-800m FCF; revenue -1.5%; one-off restructuring charge.</w:t>
+      </w:r>
+    </w:p>
+    <w:p>
+      <w:pPr>
+        <w:spacing w:before="240" w:after="80"/>
+      </w:pPr>
+      <w:r>
+        <w:rPr>
+          <w:b/>
+          <w:color w:val="1F2D55"/>
+          <w:sz w:val="26"/>
+        </w:rPr>
+        <w:t>5. Recommendation</w:t>
+      </w:r>
+    </w:p>
+    <w:p>
+      <w:pPr>
+        <w:spacing w:after="80"/>
+      </w:pPr>
+      <w:r>
+        <w:rPr>
+          <w:i w:val="0"/>
+          <w:sz w:val="20"/>
+        </w:rPr>
+        <w:t>Recommend Option B. It addresses the FCF gap with the highest expected value, preserves the strategic plan, and avoids market-messaging risk. The task force would be sponsored by the Group CFO with a named senior leader from each division. Weekly read-out to GroupExCo for 12 weeks.</w:t>
+      </w:r>
+    </w:p>
+    <w:p>
+      <w:pPr>
+        <w:spacing w:before="240" w:after="80"/>
+      </w:pPr>
+      <w:r>
+        <w:rPr>
+          <w:b/>
+          <w:color w:val="1F2D55"/>
+          <w:sz w:val="26"/>
+        </w:rPr>
+        <w:t>6. Decision sought</w:t>
       </w:r>
     </w:p>
     <w:p>
       <w:pPr>
         <w:pStyle w:val="ListBullet"/>
+        <w:spacing w:after="40"/>
       </w:pPr>
       <w:r>
-        <w:t>Welcome and thank you - acknowledge the 28,000 people on the call</w:t>
+        <w:rPr>
+          <w:sz w:val="20"/>
+        </w:rPr>
+        <w:t>Endorse Option B (Targeted intervention) for the next 90 days.</w:t>
       </w:r>
     </w:p>
     <w:p>
       <w:pPr>
         <w:pStyle w:val="ListBullet"/>
+        <w:spacing w:after="40"/>
       </w:pPr>
       <w:r>
-        <w:t>Lead-in: "It has been four months since our last town hall - lots to share"</w:t>
+        <w:rPr>
+          <w:sz w:val="20"/>
+        </w:rPr>
+        <w:t>Approve the working-capital task force charter, sponsor and KPIs (attached).</w:t>
       </w:r>
     </w:p>
     <w:p>
       <w:pPr>
         <w:pStyle w:val="ListBullet"/>
+        <w:spacing w:after="40"/>
       </w:pPr>
       <w:r>
-        <w:t>Frame the agenda: Q1 results, strategy update, people-first changes, Q&amp;A</w:t>
+        <w:rPr>
+          <w:sz w:val="20"/>
+        </w:rPr>
+        <w:t>Note the Q3 catch-up trajectory; agree the trigger for Option C if Q2 FCF underperforms plan.</w:t>
       </w:r>
     </w:p>
     <w:p>
       <w:pPr>
-        <w:pStyle w:val="Heading1"/>
+        <w:spacing w:before="240" w:after="80"/>
       </w:pPr>
       <w:r>
-        <w:t>2. Q1 FY2026 results - 12 minutes</w:t>
+        <w:rPr>
+          <w:b/>
+          <w:color w:val="1F2D55"/>
+          <w:sz w:val="26"/>
+        </w:rPr>
+        <w:t>7. Risks and mitigations</w:t>
+      </w:r>
+    </w:p>
+    <w:tbl>
+      <w:tblPr>
+        <w:tblStyle w:val="LightGrid-Accent1"/>
+        <w:tblW w:type="auto" w:w="0"/>
+        <w:tblLook w:firstColumn="1" w:firstRow="1" w:lastColumn="0" w:lastRow="0" w:noHBand="0" w:noVBand="1" w:val="04A0"/>
+      </w:tblPr>
+      <w:tblGrid>
+        <w:gridCol w:w="2160"/>
+        <w:gridCol w:w="2160"/>
+        <w:gridCol w:w="2160"/>
+        <w:gridCol w:w="2160"/>
+      </w:tblGrid>
+      <w:tr>
+        <w:tc>
+          <w:tcPr>
+            <w:tcW w:type="dxa" w:w="2160"/>
+            <w:shd w:val="clear" w:color="auto" w:fill="1F2D55"/>
+          </w:tcPr>
+          <w:p>
+            <w:r>
+              <w:rPr>
+                <w:b/>
+                <w:color w:val="FFFFFF"/>
+                <w:sz w:val="18"/>
+              </w:rPr>
+              <w:t>Risk</w:t>
+            </w:r>
+          </w:p>
+        </w:tc>
+        <w:tc>
+          <w:tcPr>
+            <w:tcW w:type="dxa" w:w="2160"/>
+            <w:shd w:val="clear" w:color="auto" w:fill="1F2D55"/>
+          </w:tcPr>
+          <w:p>
+            <w:r>
+              <w:rPr>
+                <w:b/>
+                <w:color w:val="FFFFFF"/>
+                <w:sz w:val="18"/>
+              </w:rPr>
+              <w:t>Likelihood</w:t>
+            </w:r>
+          </w:p>
+        </w:tc>
+        <w:tc>
+          <w:tcPr>
+            <w:tcW w:type="dxa" w:w="2160"/>
+            <w:shd w:val="clear" w:color="auto" w:fill="1F2D55"/>
+          </w:tcPr>
+          <w:p>
+            <w:r>
+              <w:rPr>
+                <w:b/>
+                <w:color w:val="FFFFFF"/>
+                <w:sz w:val="18"/>
+              </w:rPr>
+              <w:t>Impact</w:t>
+            </w:r>
+          </w:p>
+        </w:tc>
+        <w:tc>
+          <w:tcPr>
+            <w:tcW w:type="dxa" w:w="2160"/>
+            <w:shd w:val="clear" w:color="auto" w:fill="1F2D55"/>
+          </w:tcPr>
+          <w:p>
+            <w:r>
+              <w:rPr>
+                <w:b/>
+                <w:color w:val="FFFFFF"/>
+                <w:sz w:val="18"/>
+              </w:rPr>
+              <w:t>Mitigation</w:t>
+            </w:r>
+          </w:p>
+        </w:tc>
+      </w:tr>
+      <w:tr>
+        <w:tc>
+          <w:tcPr>
+            <w:tcW w:type="dxa" w:w="2160"/>
+          </w:tcPr>
+          <w:p>
+            <w:r>
+              <w:rPr>
+                <w:sz w:val="18"/>
+              </w:rPr>
+              <w:t>Q3 divestment slips beyond Sep'26</w:t>
+            </w:r>
+          </w:p>
+        </w:tc>
+        <w:tc>
+          <w:tcPr>
+            <w:tcW w:type="dxa" w:w="2160"/>
+          </w:tcPr>
+          <w:p>
+            <w:r>
+              <w:rPr>
+                <w:sz w:val="18"/>
+              </w:rPr>
+              <w:t>Medium</w:t>
+            </w:r>
+          </w:p>
+        </w:tc>
+        <w:tc>
+          <w:tcPr>
+            <w:tcW w:type="dxa" w:w="2160"/>
+          </w:tcPr>
+          <w:p>
+            <w:r>
+              <w:rPr>
+                <w:sz w:val="18"/>
+              </w:rPr>
+              <w:t>MYR 300-450m FCF</w:t>
+            </w:r>
+          </w:p>
+        </w:tc>
+        <w:tc>
+          <w:tcPr>
+            <w:tcW w:type="dxa" w:w="2160"/>
+          </w:tcPr>
+          <w:p>
+            <w:r>
+              <w:rPr>
+                <w:sz w:val="18"/>
+              </w:rPr>
+              <w:t>Begin advisor process now; identify alternate proceeds source</w:t>
+            </w:r>
+          </w:p>
+        </w:tc>
+      </w:tr>
+      <w:tr>
+        <w:tc>
+          <w:tcPr>
+            <w:tcW w:type="dxa" w:w="2160"/>
+          </w:tcPr>
+          <w:p>
+            <w:r>
+              <w:rPr>
+                <w:sz w:val="18"/>
+              </w:rPr>
+              <w:t>Receivables collection unpopular with customers</w:t>
+            </w:r>
+          </w:p>
+        </w:tc>
+        <w:tc>
+          <w:tcPr>
+            <w:tcW w:type="dxa" w:w="2160"/>
+          </w:tcPr>
+          <w:p>
+            <w:r>
+              <w:rPr>
+                <w:sz w:val="18"/>
+              </w:rPr>
+              <w:t>Low</w:t>
+            </w:r>
+          </w:p>
+        </w:tc>
+        <w:tc>
+          <w:tcPr>
+            <w:tcW w:type="dxa" w:w="2160"/>
+          </w:tcPr>
+          <w:p>
+            <w:r>
+              <w:rPr>
+                <w:sz w:val="18"/>
+              </w:rPr>
+              <w:t>Customer churn 1-2%</w:t>
+            </w:r>
+          </w:p>
+        </w:tc>
+        <w:tc>
+          <w:tcPr>
+            <w:tcW w:type="dxa" w:w="2160"/>
+          </w:tcPr>
+          <w:p>
+            <w:r>
+              <w:rPr>
+                <w:sz w:val="18"/>
+              </w:rPr>
+              <w:t>Phase implementation; carve-outs for strategic accounts</w:t>
+            </w:r>
+          </w:p>
+        </w:tc>
+      </w:tr>
+      <w:tr>
+        <w:tc>
+          <w:tcPr>
+            <w:tcW w:type="dxa" w:w="2160"/>
+          </w:tcPr>
+          <w:p>
+            <w:r>
+              <w:rPr>
+                <w:sz w:val="18"/>
+              </w:rPr>
+              <w:t>Manufacturing inventory cut hits service levels</w:t>
+            </w:r>
+          </w:p>
+        </w:tc>
+        <w:tc>
+          <w:tcPr>
+            <w:tcW w:type="dxa" w:w="2160"/>
+          </w:tcPr>
+          <w:p>
+            <w:r>
+              <w:rPr>
+                <w:sz w:val="18"/>
+              </w:rPr>
+              <w:t>Medium</w:t>
+            </w:r>
+          </w:p>
+        </w:tc>
+        <w:tc>
+          <w:tcPr>
+            <w:tcW w:type="dxa" w:w="2160"/>
+          </w:tcPr>
+          <w:p>
+            <w:r>
+              <w:rPr>
+                <w:sz w:val="18"/>
+              </w:rPr>
+              <w:t>Stock-out risk on 8 SKUs</w:t>
+            </w:r>
+          </w:p>
+        </w:tc>
+        <w:tc>
+          <w:tcPr>
+            <w:tcW w:type="dxa" w:w="2160"/>
+          </w:tcPr>
+          <w:p>
+            <w:r>
+              <w:rPr>
+                <w:sz w:val="18"/>
+              </w:rPr>
+              <w:t>Targeted SKU-level review; safety-stock retained on critical lines</w:t>
+            </w:r>
+          </w:p>
+        </w:tc>
+      </w:tr>
+      <w:tr>
+        <w:tc>
+          <w:tcPr>
+            <w:tcW w:type="dxa" w:w="2160"/>
+          </w:tcPr>
+          <w:p>
+            <w:r>
+              <w:rPr>
+                <w:sz w:val="18"/>
+              </w:rPr>
+              <w:t>Bank covenants tighten if FCF deteriorates further</w:t>
+            </w:r>
+          </w:p>
+        </w:tc>
+        <w:tc>
+          <w:tcPr>
+            <w:tcW w:type="dxa" w:w="2160"/>
+          </w:tcPr>
+          <w:p>
+            <w:r>
+              <w:rPr>
+                <w:sz w:val="18"/>
+              </w:rPr>
+              <w:t>Low</w:t>
+            </w:r>
+          </w:p>
+        </w:tc>
+        <w:tc>
+          <w:tcPr>
+            <w:tcW w:type="dxa" w:w="2160"/>
+          </w:tcPr>
+          <w:p>
+            <w:r>
+              <w:rPr>
+                <w:sz w:val="18"/>
+              </w:rPr>
+              <w:t>Reputational</w:t>
+            </w:r>
+          </w:p>
+        </w:tc>
+        <w:tc>
+          <w:tcPr>
+            <w:tcW w:type="dxa" w:w="2160"/>
+          </w:tcPr>
+          <w:p>
+            <w:r>
+              <w:rPr>
+                <w:sz w:val="18"/>
+              </w:rPr>
+              <w:t>Proactive lender briefing; covenants currently 1.4× headroom</w:t>
+            </w:r>
+          </w:p>
+        </w:tc>
+      </w:tr>
+    </w:tbl>
+    <w:p>
+      <w:pPr>
+        <w:spacing w:before="240" w:after="80"/>
+      </w:pPr>
+      <w:r>
+        <w:rPr>
+          <w:b/>
+          <w:color w:val="1F2D55"/>
+          <w:sz w:val="26"/>
+        </w:rPr>
+        <w:t>8. Communications</w:t>
+      </w:r>
+    </w:p>
+    <w:p>
+      <w:pPr>
+        <w:spacing w:after="80"/>
+      </w:pPr>
+      <w:r>
+        <w:rPr>
+          <w:i w:val="0"/>
+          <w:sz w:val="20"/>
+        </w:rPr>
+        <w:t>Internal: post-decision, Group CFO to brief Divisional CFOs and Heads of Finance via Teams meeting; cascade to operational managers within 5 working days. External: no required disclosure at this stage; CFO commentary at next analyst briefing to emphasise capital discipline.</w:t>
+      </w:r>
+    </w:p>
+    <w:p>
+      <w:pPr>
+        <w:spacing w:before="240" w:after="80"/>
+      </w:pPr>
+      <w:r>
+        <w:rPr>
+          <w:b/>
+          <w:color w:val="1F2D55"/>
+          <w:sz w:val="26"/>
+        </w:rPr>
+        <w:t>Appendix — Backup analysis</w:t>
       </w:r>
     </w:p>
     <w:p>
       <w:pPr>
         <w:pStyle w:val="ListBullet"/>
+        <w:spacing w:after="40"/>
       </w:pPr>
       <w:r>
-        <w:t>Headline: Q1 revenue MYR 11.2B (+5.8% YoY), EBITDA MYR 1.84B (+3.4% YoY)</w:t>
+        <w:rPr>
+          <w:sz w:val="20"/>
+        </w:rPr>
+        <w:t>DSO/DIO/DPO benchmarks across peers (12 ASEAN conglomerates)</w:t>
       </w:r>
     </w:p>
     <w:p>
       <w:pPr>
         <w:pStyle w:val="ListBullet"/>
+        <w:spacing w:after="40"/>
       </w:pPr>
       <w:r>
-        <w:t>Wins: Banking strong NIM defence, Telco subscriber adds best in 5 years</w:t>
+        <w:rPr>
+          <w:sz w:val="20"/>
+        </w:rPr>
+        <w:t>Q3 divestment pipeline (5 assets, modelled proceeds MYR 320-540m)</w:t>
       </w:r>
     </w:p>
     <w:p>
       <w:pPr>
         <w:pStyle w:val="ListBullet"/>
+        <w:spacing w:after="40"/>
       </w:pPr>
       <w:r>
-        <w:t>Challenges: Plantation CPO compression, Property soft pipeline, Manufacturing input cost spike</w:t>
+        <w:rPr>
+          <w:sz w:val="20"/>
+        </w:rPr>
+        <w:t>Capex pipeline triage (180 projects scored; 22 deferrable)</w:t>
       </w:r>
     </w:p>
     <w:p>
       <w:pPr>
         <w:pStyle w:val="ListBullet"/>
+        <w:spacing w:after="40"/>
       </w:pPr>
       <w:r>
-        <w:t>Liquidity strong - MYR 1.84B cash + MYR 2.6B undrawn RCF - dividend on track</w:t>
+        <w:rPr>
+          <w:sz w:val="20"/>
+        </w:rPr>
+        <w:t>Lender covenant headroom analysis (18 facilities)</w:t>
       </w:r>
     </w:p>
     <w:p>
       <w:pPr>
-        <w:pStyle w:val="Heading1"/>
+        <w:jc w:val="center"/>
       </w:pPr>
       <w:r>
-        <w:t>3. Strategy update - 18 minutes</w:t>
-      </w:r>
-    </w:p>
-    <w:p>
-      <w:pPr>
-        <w:pStyle w:val="ListNumber"/>
-      </w:pPr>
-      <w:r>
-        <w:t>ZAVA FORWARD 2030 - we are 22 months in. Pillars 2 and 3 ahead of plan</w:t>
-      </w:r>
-    </w:p>
-    <w:p>
-      <w:pPr>
-        <w:pStyle w:val="ListNumber"/>
-      </w:pPr>
-      <w:r>
-        <w:t>Energy Transition - Cendana Power acquisition signing 28 May - transforms our renewables footprint</w:t>
-      </w:r>
-    </w:p>
-    <w:p>
-      <w:pPr>
-        <w:pStyle w:val="ListNumber"/>
-      </w:pPr>
-      <w:r>
-        <w:t>Group AI Office - 14 agents in production, 38 in pipeline; we will train 28,000 employees on Copilot by end-FY2027</w:t>
-      </w:r>
-    </w:p>
-    <w:p>
-      <w:pPr>
-        <w:pStyle w:val="ListNumber"/>
-      </w:pPr>
-      <w:r>
-        <w:t>Bandar Zava Phase 2 launch 15 June - this is the biggest property launch in our history</w:t>
-      </w:r>
-    </w:p>
-    <w:p>
-      <w:pPr>
-        <w:pStyle w:val="ListNumber"/>
-      </w:pPr>
-      <w:r>
-        <w:t>Talent: we are at 33% female senior management - we will hit 40% by end-FY2027</w:t>
-      </w:r>
-    </w:p>
-    <w:p>
-      <w:pPr>
-        <w:pStyle w:val="Heading1"/>
-      </w:pPr>
-      <w:r>
-        <w:t>4. People announcements - 8 minutes</w:t>
-      </w:r>
-    </w:p>
-    <w:p>
-      <w:pPr>
-        <w:pStyle w:val="ListBullet"/>
-      </w:pPr>
-      <w:r>
-        <w:t>New Group Chief People Officer joining 1 July - Datin Aishah Mokhtar (ex-Apex Bank)</w:t>
-      </w:r>
-    </w:p>
-    <w:p>
-      <w:pPr>
-        <w:pStyle w:val="ListBullet"/>
-      </w:pPr>
-      <w:r>
-        <w:t>Career Marketplace - launching internal mobility platform 1 August</w:t>
-      </w:r>
-    </w:p>
-    <w:p>
-      <w:pPr>
-        <w:pStyle w:val="ListBullet"/>
-      </w:pPr>
-      <w:r>
-        <w:t>Wellbeing budget - increasing wellness allowance by 18% effective 1 July</w:t>
-      </w:r>
-    </w:p>
-    <w:p>
-      <w:pPr>
-        <w:pStyle w:val="ListBullet"/>
-      </w:pPr>
-      <w:r>
-        <w:t>New "Innovation Days" - 2 days per quarter for cross-team innovation projects</w:t>
-      </w:r>
-    </w:p>
-    <w:p>
-      <w:pPr>
-        <w:pStyle w:val="Heading1"/>
-      </w:pPr>
-      <w:r>
-        <w:t>5. Q&amp;A - 25 minutes</w:t>
-      </w:r>
-    </w:p>
-    <w:p>
-      <w:pPr>
-        <w:pStyle w:val="ListBullet"/>
-      </w:pPr>
-      <w:r>
-        <w:t>Pre-submitted top 5 questions answered first (from Yammer poll, ranked by votes)</w:t>
-      </w:r>
-    </w:p>
-    <w:p>
-      <w:pPr>
-        <w:pStyle w:val="ListBullet"/>
-      </w:pPr>
-      <w:r>
-        <w:t>Live questions from auditorium + Teams chat - moderated by Sasha</w:t>
-      </w:r>
-    </w:p>
-    <w:p>
-      <w:pPr>
-        <w:pStyle w:val="ListBullet"/>
-      </w:pPr>
-      <w:r>
-        <w:t>Anticipated topics: AI impact on jobs, dividend outlook, return-to-office stance</w:t>
-      </w:r>
-    </w:p>
-    <w:p>
-      <w:pPr>
-        <w:pStyle w:val="Heading1"/>
-      </w:pPr>
-      <w:r>
-        <w:t>6. Closing - 3 minutes</w:t>
-      </w:r>
-    </w:p>
-    <w:p>
-      <w:r>
-        <w:t>Recap three takeaways: (1) Q1 is solid despite divisional pressure; (2) strategy is on track and accelerating in digital and energy transition; (3) people-first changes coming in H2. Thank you. Next town hall: 28 August 2026.</w:t>
+        <w:rPr>
+          <w:i/>
+          <w:color w:val="9CA3AF"/>
+          <w:sz w:val="16"/>
+        </w:rPr>
+        <w:t>— END OF DOCUMENT —</w:t>
       </w:r>
     </w:p>
     <w:sectPr>
@@ -596,10 +1682,6 @@
     <w:name w:val="Normal"/>
     <w:qFormat/>
     <w:rsid w:val="00FC693F"/>
-    <w:rPr>
-      <w:rFonts w:ascii="Aptos" w:hAnsi="Aptos"/>
-      <w:sz w:val="22"/>
-    </w:rPr>
   </w:style>
   <w:style w:type="paragraph" w:styleId="Header">
     <w:name w:val="header"/>
